--- a/QED Course/Prologue 05 Maxwell's Alternative.docx
+++ b/QED Course/Prologue 05 Maxwell's Alternative.docx
@@ -539,15 +539,13 @@
         <w:tblLook w:firstColumn="1" w:firstRow="1" w:lastColumn="0" w:lastRow="0" w:noHBand="0" w:noVBand="1" w:val="04A0"/>
       </w:tblPr>
       <w:tblGrid>
-        <w:gridCol w:w="2448"/>
-        <w:gridCol w:w="2448"/>
-        <w:gridCol w:w="2448"/>
-        <w:gridCol w:w="2448"/>
+        <w:gridCol w:w="3264"/>
+        <w:gridCol w:w="6528"/>
       </w:tblGrid>
       <w:tr>
         <w:tc>
           <w:tcPr>
-            <w:tcW w:type="dxa" w:w="2448"/>
+            <w:tcW w:type="dxa" w:w="3264"/>
             <w:shd w:fill="1F4E78"/>
             <w:vAlign w:val="center"/>
             <w:tcMar>
@@ -569,7 +567,7 @@
         </w:tc>
         <w:tc>
           <w:tcPr>
-            <w:tcW w:type="dxa" w:w="2448"/>
+            <w:tcW w:type="dxa" w:w="6528"/>
             <w:shd w:fill="1F4E78"/>
             <w:vAlign w:val="center"/>
             <w:tcMar>
@@ -589,53 +587,11 @@
             </w:r>
           </w:p>
         </w:tc>
-        <w:tc>
-          <w:tcPr>
-            <w:tcW w:type="dxa" w:w="2448"/>
-            <w:shd w:fill="1F4E78"/>
-            <w:vAlign w:val="center"/>
-            <w:tcMar>
-              <w:top w:w="100" w:type="dxa"/>
-              <w:start w:w="100" w:type="dxa"/>
-              <w:bottom w:w="100" w:type="dxa"/>
-              <w:end w:w="100" w:type="dxa"/>
-            </w:tcMar>
-          </w:tcPr>
-          <w:p>
-            <w:r>
-              <w:rPr>
-                <w:b/>
-                <w:color w:val="FFFFFF"/>
-              </w:rPr>
-            </w:r>
-          </w:p>
-        </w:tc>
-        <w:tc>
-          <w:tcPr>
-            <w:tcW w:type="dxa" w:w="2448"/>
-            <w:shd w:fill="1F4E78"/>
-            <w:vAlign w:val="center"/>
-            <w:tcMar>
-              <w:top w:w="100" w:type="dxa"/>
-              <w:start w:w="100" w:type="dxa"/>
-              <w:bottom w:w="100" w:type="dxa"/>
-              <w:end w:w="100" w:type="dxa"/>
-            </w:tcMar>
-          </w:tcPr>
-          <w:p>
-            <w:r>
-              <w:rPr>
-                <w:b/>
-                <w:color w:val="FFFFFF"/>
-              </w:rPr>
-            </w:r>
-          </w:p>
-        </w:tc>
       </w:tr>
       <w:tr>
         <w:tc>
           <w:tcPr>
-            <w:tcW w:type="dxa" w:w="2448"/>
+            <w:tcW w:type="dxa" w:w="3264"/>
             <w:vAlign w:val="center"/>
             <w:tcMar>
               <w:top w:w="100" w:type="dxa"/>
@@ -652,7 +608,7 @@
         </w:tc>
         <w:tc>
           <w:tcPr>
-            <w:tcW w:type="dxa" w:w="2448"/>
+            <w:tcW w:type="dxa" w:w="6528"/>
             <w:vAlign w:val="center"/>
             <w:tcMar>
               <w:top w:w="100" w:type="dxa"/>
@@ -667,37 +623,11 @@
             </w:r>
           </w:p>
         </w:tc>
-        <w:tc>
-          <w:tcPr>
-            <w:tcW w:type="dxa" w:w="2448"/>
-            <w:vAlign w:val="center"/>
-            <w:tcMar>
-              <w:top w:w="100" w:type="dxa"/>
-              <w:start w:w="100" w:type="dxa"/>
-              <w:bottom w:w="100" w:type="dxa"/>
-              <w:end w:w="100" w:type="dxa"/>
-            </w:tcMar>
-          </w:tcPr>
-          <w:p/>
-        </w:tc>
-        <w:tc>
-          <w:tcPr>
-            <w:tcW w:type="dxa" w:w="2448"/>
-            <w:vAlign w:val="center"/>
-            <w:tcMar>
-              <w:top w:w="100" w:type="dxa"/>
-              <w:start w:w="100" w:type="dxa"/>
-              <w:bottom w:w="100" w:type="dxa"/>
-              <w:end w:w="100" w:type="dxa"/>
-            </w:tcMar>
-          </w:tcPr>
-          <w:p/>
-        </w:tc>
       </w:tr>
       <w:tr>
         <w:tc>
           <w:tcPr>
-            <w:tcW w:type="dxa" w:w="2448"/>
+            <w:tcW w:type="dxa" w:w="3264"/>
             <w:vAlign w:val="center"/>
             <w:shd w:fill="EAF2F8"/>
             <w:tcMar>
@@ -709,49 +639,13 @@
           </w:tcPr>
           <w:p>
             <w:r>
-              <w:t>Waves ↔</w:t>
+              <w:t>Waves ↔ |E|² as probability map</w:t>
             </w:r>
           </w:p>
         </w:tc>
         <w:tc>
           <w:tcPr>
-            <w:tcW w:type="dxa" w:w="2448"/>
-            <w:vAlign w:val="center"/>
-            <w:shd w:fill="EAF2F8"/>
-            <w:tcMar>
-              <w:top w:w="100" w:type="dxa"/>
-              <w:start w:w="100" w:type="dxa"/>
-              <w:bottom w:w="100" w:type="dxa"/>
-              <w:end w:w="100" w:type="dxa"/>
-            </w:tcMar>
-          </w:tcPr>
-          <w:p>
-            <w:r>
-              <w:t>E</w:t>
-            </w:r>
-          </w:p>
-        </w:tc>
-        <w:tc>
-          <w:tcPr>
-            <w:tcW w:type="dxa" w:w="2448"/>
-            <w:vAlign w:val="center"/>
-            <w:shd w:fill="EAF2F8"/>
-            <w:tcMar>
-              <w:top w:w="100" w:type="dxa"/>
-              <w:start w:w="100" w:type="dxa"/>
-              <w:bottom w:w="100" w:type="dxa"/>
-              <w:end w:w="100" w:type="dxa"/>
-            </w:tcMar>
-          </w:tcPr>
-          <w:p>
-            <w:r>
-              <w:t>² as probability map</w:t>
-            </w:r>
-          </w:p>
-        </w:tc>
-        <w:tc>
-          <w:tcPr>
-            <w:tcW w:type="dxa" w:w="2448"/>
+            <w:tcW w:type="dxa" w:w="6528"/>
             <w:vAlign w:val="center"/>
             <w:shd w:fill="EAF2F8"/>
             <w:tcMar>
@@ -771,7 +665,7 @@
       <w:tr>
         <w:tc>
           <w:tcPr>
-            <w:tcW w:type="dxa" w:w="2448"/>
+            <w:tcW w:type="dxa" w:w="3264"/>
             <w:vAlign w:val="center"/>
             <w:tcMar>
               <w:top w:w="100" w:type="dxa"/>
@@ -788,7 +682,7 @@
         </w:tc>
         <w:tc>
           <w:tcPr>
-            <w:tcW w:type="dxa" w:w="2448"/>
+            <w:tcW w:type="dxa" w:w="6528"/>
             <w:vAlign w:val="center"/>
             <w:tcMar>
               <w:top w:w="100" w:type="dxa"/>
@@ -803,37 +697,11 @@
             </w:r>
           </w:p>
         </w:tc>
-        <w:tc>
-          <w:tcPr>
-            <w:tcW w:type="dxa" w:w="2448"/>
-            <w:vAlign w:val="center"/>
-            <w:tcMar>
-              <w:top w:w="100" w:type="dxa"/>
-              <w:start w:w="100" w:type="dxa"/>
-              <w:bottom w:w="100" w:type="dxa"/>
-              <w:end w:w="100" w:type="dxa"/>
-            </w:tcMar>
-          </w:tcPr>
-          <w:p/>
-        </w:tc>
-        <w:tc>
-          <w:tcPr>
-            <w:tcW w:type="dxa" w:w="2448"/>
-            <w:vAlign w:val="center"/>
-            <w:tcMar>
-              <w:top w:w="100" w:type="dxa"/>
-              <w:start w:w="100" w:type="dxa"/>
-              <w:bottom w:w="100" w:type="dxa"/>
-              <w:end w:w="100" w:type="dxa"/>
-            </w:tcMar>
-          </w:tcPr>
-          <w:p/>
-        </w:tc>
       </w:tr>
       <w:tr>
         <w:tc>
           <w:tcPr>
-            <w:tcW w:type="dxa" w:w="2448"/>
+            <w:tcW w:type="dxa" w:w="3264"/>
             <w:vAlign w:val="center"/>
             <w:shd w:fill="EAF2F8"/>
             <w:tcMar>
@@ -851,7 +719,7 @@
         </w:tc>
         <w:tc>
           <w:tcPr>
-            <w:tcW w:type="dxa" w:w="2448"/>
+            <w:tcW w:type="dxa" w:w="6528"/>
             <w:vAlign w:val="center"/>
             <w:shd w:fill="EAF2F8"/>
             <w:tcMar>
@@ -866,34 +734,6 @@
               <w:t>Lesson 41</w:t>
             </w:r>
           </w:p>
-        </w:tc>
-        <w:tc>
-          <w:tcPr>
-            <w:tcW w:type="dxa" w:w="2448"/>
-            <w:vAlign w:val="center"/>
-            <w:shd w:fill="EAF2F8"/>
-            <w:tcMar>
-              <w:top w:w="100" w:type="dxa"/>
-              <w:start w:w="100" w:type="dxa"/>
-              <w:bottom w:w="100" w:type="dxa"/>
-              <w:end w:w="100" w:type="dxa"/>
-            </w:tcMar>
-          </w:tcPr>
-          <w:p/>
-        </w:tc>
-        <w:tc>
-          <w:tcPr>
-            <w:tcW w:type="dxa" w:w="2448"/>
-            <w:vAlign w:val="center"/>
-            <w:shd w:fill="EAF2F8"/>
-            <w:tcMar>
-              <w:top w:w="100" w:type="dxa"/>
-              <w:start w:w="100" w:type="dxa"/>
-              <w:bottom w:w="100" w:type="dxa"/>
-              <w:end w:w="100" w:type="dxa"/>
-            </w:tcMar>
-          </w:tcPr>
-          <w:p/>
         </w:tc>
       </w:tr>
     </w:tbl>
